--- a/resources/Teste2.docx
+++ b/resources/Teste2.docx
@@ -9,12 +9,14 @@
           <w:lang w:val="pt-BR"/>
         </w:rPr>
       </w:pPr>
+      <w:proofErr w:type="spellStart"/>
       <w:r>
         <w:rPr>
           <w:lang w:val="pt-BR"/>
         </w:rPr>
         <w:t>Aaaaa</w:t>
       </w:r>
+      <w:proofErr w:type="spellEnd"/>
       <w:r>
         <w:rPr>
           <w:lang w:val="pt-BR"/>
@@ -142,12 +144,14 @@
                 <w:lang w:val="pt-BR"/>
               </w:rPr>
             </w:pPr>
+            <w:proofErr w:type="spellStart"/>
             <w:r>
               <w:rPr>
                 <w:lang w:val="pt-BR"/>
               </w:rPr>
               <w:t>tgdg</w:t>
             </w:r>
+            <w:proofErr w:type="spellEnd"/>
           </w:p>
         </w:tc>
       </w:tr>
@@ -194,6 +198,7 @@
           </w:tcPr>
           <w:p>
             <w:pPr>
+              <w:keepNext/>
               <w:rPr>
                 <w:lang w:val="pt-BR"/>
               </w:rPr>
@@ -210,6 +215,54 @@
     </w:tbl>
     <w:p>
       <w:pPr>
+        <w:pStyle w:val="Legenda"/>
+        <w:rPr>
+          <w:lang w:val="pt-BR"/>
+        </w:rPr>
+      </w:pPr>
+      <w:r>
+        <w:rPr>
+          <w:lang w:val="pt-BR"/>
+        </w:rPr>
+        <w:t xml:space="preserve">Tabela </w:t>
+      </w:r>
+      <w:r>
+        <w:fldChar w:fldCharType="begin"/>
+      </w:r>
+      <w:r>
+        <w:rPr>
+          <w:lang w:val="pt-BR"/>
+        </w:rPr>
+        <w:instrText xml:space="preserve"> SEQ Tabela \* ARABIC </w:instrText>
+      </w:r>
+      <w:r>
+        <w:fldChar w:fldCharType="separate"/>
+      </w:r>
+      <w:r>
+        <w:rPr>
+          <w:noProof/>
+          <w:lang w:val="pt-BR"/>
+        </w:rPr>
+        <w:t>1</w:t>
+      </w:r>
+      <w:r>
+        <w:fldChar w:fldCharType="end"/>
+      </w:r>
+      <w:r>
+        <w:rPr>
+          <w:lang w:val="pt-BR"/>
+        </w:rPr>
+        <w:t xml:space="preserve"> – esse é o t</w:t>
+      </w:r>
+      <w:r>
+        <w:rPr>
+          <w:lang w:val="pt-BR"/>
+        </w:rPr>
+        <w:t>ítulo da tabela</w:t>
+      </w:r>
+    </w:p>
+    <w:p>
+      <w:pPr>
         <w:rPr>
           <w:u w:val="single"/>
           <w:lang w:val="pt-BR"/>
@@ -234,6 +287,7 @@
     <w:p>
       <w:pPr>
         <w:rPr>
+          <w:u w:val="single"/>
           <w:lang w:val="pt-BR"/>
         </w:rPr>
       </w:pPr>
@@ -248,20 +302,100 @@
     <w:p>
       <w:pPr>
         <w:rPr>
-          <w:u w:val="single"/>
           <w:lang w:val="pt-BR"/>
         </w:rPr>
       </w:pPr>
-      <w:r>
-        <w:rPr>
-          <w:u w:val="single"/>
-          <w:lang w:val="pt-BR"/>
-        </w:rPr>
-        <w:t>c</w:t>
-      </w:r>
     </w:p>
     <w:p>
       <w:pPr>
+        <w:pStyle w:val="Legenda"/>
+        <w:keepNext/>
+        <w:rPr>
+          <w:rFonts w:ascii="Times New Roman" w:hAnsi="Times New Roman" w:cs="Times New Roman"/>
+          <w:sz w:val="20"/>
+          <w:szCs w:val="20"/>
+        </w:rPr>
+      </w:pPr>
+      <w:proofErr w:type="spellStart"/>
+      <w:r>
+        <w:rPr>
+          <w:rFonts w:ascii="Times New Roman" w:hAnsi="Times New Roman" w:cs="Times New Roman"/>
+          <w:sz w:val="20"/>
+          <w:szCs w:val="20"/>
+        </w:rPr>
+        <w:t>Figura</w:t>
+      </w:r>
+      <w:proofErr w:type="spellEnd"/>
+      <w:r>
+        <w:rPr>
+          <w:rFonts w:ascii="Times New Roman" w:hAnsi="Times New Roman" w:cs="Times New Roman"/>
+          <w:sz w:val="20"/>
+          <w:szCs w:val="20"/>
+        </w:rPr>
+        <w:t xml:space="preserve"> </w:t>
+      </w:r>
+      <w:r>
+        <w:rPr>
+          <w:rFonts w:ascii="Times New Roman" w:hAnsi="Times New Roman" w:cs="Times New Roman"/>
+          <w:sz w:val="20"/>
+          <w:szCs w:val="20"/>
+        </w:rPr>
+        <w:fldChar w:fldCharType="begin"/>
+      </w:r>
+      <w:r>
+        <w:rPr>
+          <w:rFonts w:ascii="Times New Roman" w:hAnsi="Times New Roman" w:cs="Times New Roman"/>
+          <w:sz w:val="20"/>
+          <w:szCs w:val="20"/>
+        </w:rPr>
+        <w:instrText xml:space="preserve"> SEQ Figura \* ARABIC </w:instrText>
+      </w:r>
+      <w:r>
+        <w:rPr>
+          <w:rFonts w:ascii="Times New Roman" w:hAnsi="Times New Roman" w:cs="Times New Roman"/>
+          <w:sz w:val="20"/>
+          <w:szCs w:val="20"/>
+        </w:rPr>
+        <w:fldChar w:fldCharType="separate"/>
+      </w:r>
+      <w:r>
+        <w:rPr>
+          <w:rFonts w:ascii="Times New Roman" w:hAnsi="Times New Roman" w:cs="Times New Roman"/>
+          <w:noProof/>
+          <w:sz w:val="20"/>
+          <w:szCs w:val="20"/>
+        </w:rPr>
+        <w:t>1</w:t>
+      </w:r>
+      <w:r>
+        <w:rPr>
+          <w:rFonts w:ascii="Times New Roman" w:hAnsi="Times New Roman" w:cs="Times New Roman"/>
+          <w:sz w:val="20"/>
+          <w:szCs w:val="20"/>
+        </w:rPr>
+        <w:fldChar w:fldCharType="end"/>
+      </w:r>
+      <w:r>
+        <w:rPr>
+          <w:rFonts w:ascii="Times New Roman" w:hAnsi="Times New Roman" w:cs="Times New Roman"/>
+          <w:sz w:val="20"/>
+          <w:szCs w:val="20"/>
+        </w:rPr>
+        <w:t xml:space="preserve">- </w:t>
+      </w:r>
+      <w:proofErr w:type="spellStart"/>
+      <w:r>
+        <w:rPr>
+          <w:rFonts w:ascii="Times New Roman" w:hAnsi="Times New Roman" w:cs="Times New Roman"/>
+          <w:sz w:val="20"/>
+          <w:szCs w:val="20"/>
+        </w:rPr>
+        <w:t>blablabla</w:t>
+      </w:r>
+      <w:proofErr w:type="spellEnd"/>
+    </w:p>
+    <w:p>
+      <w:pPr>
         <w:rPr>
           <w:u w:val="single"/>
           <w:lang w:val="pt-BR"/>
@@ -269,9 +403,76 @@
       </w:pPr>
       <w:r>
         <w:rPr>
+          <w:u w:val="single"/>
+          <w:lang w:val="pt-BR"/>
+        </w:rPr>
+        <w:drawing>
+          <wp:inline distT="0" distB="0" distL="0" distR="0" wp14:anchorId="33374C65" wp14:editId="079AA9A6">
+            <wp:extent cx="5943600" cy="3158490"/>
+            <wp:effectExtent l="0" t="0" r="0" b="3810"/>
+            <wp:docPr id="1273734678" name="Imagem 1" descr="Tela de computador com fundo preto&#10;&#10;O conteúdo gerado por IA pode estar incorreto."/>
+            <wp:cNvGraphicFramePr>
+              <a:graphicFrameLocks xmlns:a="http://schemas.openxmlformats.org/drawingml/2006/main" noChangeAspect="1"/>
+            </wp:cNvGraphicFramePr>
+            <a:graphic xmlns:a="http://schemas.openxmlformats.org/drawingml/2006/main">
+              <a:graphicData uri="http://schemas.openxmlformats.org/drawingml/2006/picture">
+                <pic:pic xmlns:pic="http://schemas.openxmlformats.org/drawingml/2006/picture">
+                  <pic:nvPicPr>
+                    <pic:cNvPr id="1273734678" name="Imagem 1" descr="Tela de computador com fundo preto&#10;&#10;O conteúdo gerado por IA pode estar incorreto."/>
+                    <pic:cNvPicPr/>
+                  </pic:nvPicPr>
+                  <pic:blipFill>
+                    <a:blip r:embed="rId4"/>
+                    <a:stretch>
+                      <a:fillRect/>
+                    </a:stretch>
+                  </pic:blipFill>
+                  <pic:spPr>
+                    <a:xfrm>
+                      <a:off x="0" y="0"/>
+                      <a:ext cx="5943600" cy="3158490"/>
+                    </a:xfrm>
+                    <a:prstGeom prst="rect">
+                      <a:avLst/>
+                    </a:prstGeom>
+                  </pic:spPr>
+                </pic:pic>
+              </a:graphicData>
+            </a:graphic>
+          </wp:inline>
+        </w:drawing>
+      </w:r>
+    </w:p>
+    <w:p>
+      <w:pPr>
+        <w:tabs>
+          <w:tab w:val="left" w:pos="5174"/>
+        </w:tabs>
+        <w:jc w:val="center"/>
+        <w:rPr>
+          <w:lang w:val="pt-BR"/>
+        </w:rPr>
+      </w:pPr>
+      <w:r>
+        <w:rPr>
+          <w:lang w:val="pt-BR"/>
+        </w:rPr>
+        <w:t>(autor, 2025)</w:t>
+      </w:r>
+    </w:p>
+    <w:p>
+      <w:pPr>
+        <w:rPr>
+          <w:u w:val="single"/>
+          <w:lang w:val="pt-BR"/>
+        </w:rPr>
+      </w:pPr>
+      <w:r>
+        <w:rPr>
           <w:noProof/>
           <w:lang w:val="pt-BR"/>
         </w:rPr>
+        <w:lastRenderedPageBreak/>
         <w:drawing>
           <wp:inline distT="0" distB="0" distL="0" distR="0" wp14:anchorId="5CD55842" wp14:editId="680FBAB3">
             <wp:extent cx="5943600" cy="3935730"/>
@@ -288,7 +489,7 @@
                     <pic:cNvPicPr/>
                   </pic:nvPicPr>
                   <pic:blipFill>
-                    <a:blip r:embed="rId4"/>
+                    <a:blip r:embed="rId5"/>
                     <a:stretch>
                       <a:fillRect/>
                     </a:stretch>
@@ -392,6 +593,7 @@
           <w:u w:val="single"/>
           <w:lang w:val="pt-BR"/>
         </w:rPr>
+        <w:lastRenderedPageBreak/>
         <w:drawing>
           <wp:inline distT="0" distB="0" distL="0" distR="0" wp14:anchorId="7BAD1D05" wp14:editId="155948FF">
             <wp:extent cx="5943600" cy="3935730"/>
@@ -408,7 +610,7 @@
                     <pic:cNvPicPr/>
                   </pic:nvPicPr>
                   <pic:blipFill>
-                    <a:blip r:embed="rId4"/>
+                    <a:blip r:embed="rId5"/>
                     <a:stretch>
                       <a:fillRect/>
                     </a:stretch>
@@ -1375,6 +1577,25 @@
       </w:tblBorders>
     </w:tblPr>
   </w:style>
+  <w:style w:type="paragraph" w:styleId="Legenda">
+    <w:name w:val="caption"/>
+    <w:basedOn w:val="Normal"/>
+    <w:next w:val="Normal"/>
+    <w:uiPriority w:val="35"/>
+    <w:unhideWhenUsed/>
+    <w:qFormat/>
+    <w:rsid w:val="00D54870"/>
+    <w:pPr>
+      <w:spacing w:after="200" w:line="240" w:lineRule="auto"/>
+    </w:pPr>
+    <w:rPr>
+      <w:i/>
+      <w:iCs/>
+      <w:color w:val="0E2841" w:themeColor="text2"/>
+      <w:sz w:val="18"/>
+      <w:szCs w:val="18"/>
+    </w:rPr>
+  </w:style>
 </w:styles>
 </file>
 
